--- a/data/ai_paras/AI_para_3.docx
+++ b/data/ai_paras/AI_para_3.docx
@@ -4,7 +4,7 @@
   <w:body>
     <w:p>
       <w:r>
-        <w:t>The Second Amendment of the United States Constitution is often cited as a foundational safeguard for individual gun ownership, yet its implications for public health remain hotly debated. This constitutional protection complicates the creation of effective gun violence prevention policies, as any regulatory measures must navigate the delicate balance between public safety and constitutional rights (Johnson). The challenge lies in aligning gun control reforms with broader societal and economic changes, which can impact public health outcomes (Johnson). Furthermore, the effectiveness of gun violence prevention policies is often hindered by the variability in state-level firearm laws, as states with lenient laws can negatively influence neighboring states with stricter regulations (Johnson). As such, coordinated legislative efforts that respect constitutional protections while addressing public health concerns are essential for effective policy development across state lines (Johnson).</w:t>
+        <w:t>The effectiveness of state-level gun regulations in curtailing firearm-related violence while respecting constitutional rights is a critical area of study. Research indicates that states with comprehensive firearm laws experience lower rates of gun-related deaths, as these regulations effectively mitigate the risks associated with firearm access (Ref-f502121). For instance, child-access prevention laws have demonstrated a significant impact, reducing overall firearm mortality by approximately 6% (Ref-f502121). Conversely, permissive laws, such as stand-your-ground statutes, correlate with an increase in firearm homicides, highlighting the complex relationship between legislation and gun violence outcomes (Ref-f502121). Moreover, the influence of neighboring states' firearm policies is notable, as weaker laws in adjacent areas can undermine the effectiveness of stronger state regulations, thereby necessitating coordinated legislative efforts to optimize outcomes (Ref-f502121).</w:t>
       </w:r>
     </w:p>
     <w:sectPr>
